--- a/Document/문제기술서(SOP).docx
+++ b/Document/문제기술서(SOP).docx
@@ -245,6 +245,7 @@
         </w:rPr>
         <w:t xml:space="preserve"> </w:t>
       </w:r>
+      <w:proofErr w:type="spellStart"/>
       <w:r>
         <w:rPr>
           <w:rFonts w:hint="eastAsia"/>
@@ -254,6 +255,7 @@
         </w:rPr>
         <w:t>플래시톡</w:t>
       </w:r>
+      <w:proofErr w:type="spellEnd"/>
       <w:r>
         <w:rPr>
           <w:b/>
@@ -711,6 +713,7 @@
                 <w:lang w:eastAsia="ko-KR"/>
               </w:rPr>
             </w:pPr>
+            <w:proofErr w:type="spellStart"/>
             <w:r>
               <w:rPr>
                 <w:rFonts w:hint="eastAsia"/>
@@ -722,6 +725,7 @@
               </w:rPr>
               <w:t>말모이</w:t>
             </w:r>
+            <w:proofErr w:type="spellEnd"/>
           </w:p>
         </w:tc>
       </w:tr>
@@ -860,8 +864,19 @@
                 <w:sz w:val="26"/>
                 <w:lang w:eastAsia="ko-KR"/>
               </w:rPr>
-              <w:t xml:space="preserve"> 2633610 임효진</w:t>
+              <w:t xml:space="preserve"> 2633610 </w:t>
             </w:r>
+            <w:proofErr w:type="spellStart"/>
+            <w:r>
+              <w:rPr>
+                <w:rFonts w:hint="eastAsia"/>
+                <w:b/>
+                <w:sz w:val="26"/>
+                <w:lang w:eastAsia="ko-KR"/>
+              </w:rPr>
+              <w:t>임효진</w:t>
+            </w:r>
+            <w:proofErr w:type="spellEnd"/>
           </w:p>
         </w:tc>
       </w:tr>
@@ -1041,12 +1056,14 @@
         </w:rPr>
         <w:t xml:space="preserve"> </w:t>
       </w:r>
+      <w:proofErr w:type="spellStart"/>
       <w:r>
         <w:rPr>
           <w:spacing w:val="-5"/>
         </w:rPr>
         <w:t>이력표</w:t>
       </w:r>
+      <w:proofErr w:type="spellEnd"/>
     </w:p>
     <w:p>
       <w:pPr>
@@ -2625,7 +2642,7 @@
             <w:pPr>
               <w:pStyle w:val="TableParagraph"/>
               <w:rPr>
-                <w:rFonts w:ascii="Times New Roman" w:hint="eastAsia"/>
+                <w:rFonts w:ascii="Times New Roman"/>
                 <w:sz w:val="18"/>
                 <w:lang w:eastAsia="ko-KR"/>
               </w:rPr>
@@ -2791,18 +2808,26 @@
               <w:pStyle w:val="TableParagraph"/>
               <w:jc w:val="center"/>
               <w:rPr>
+                <w:rFonts w:asciiTheme="minorHAnsi" w:eastAsiaTheme="minorHAnsi" w:hAnsiTheme="minorHAnsi"/>
+                <w:sz w:val="18"/>
+                <w:lang w:eastAsia="ko-KR"/>
+              </w:rPr>
+            </w:pPr>
+            <w:r>
+              <w:rPr>
                 <w:rFonts w:asciiTheme="minorHAnsi" w:eastAsiaTheme="minorHAnsi" w:hAnsiTheme="minorHAnsi" w:hint="eastAsia"/>
                 <w:sz w:val="18"/>
                 <w:lang w:eastAsia="ko-KR"/>
               </w:rPr>
-            </w:pPr>
+              <w:t>4.</w:t>
+            </w:r>
             <w:r>
               <w:rPr>
                 <w:rFonts w:asciiTheme="minorHAnsi" w:eastAsiaTheme="minorHAnsi" w:hAnsiTheme="minorHAnsi" w:hint="eastAsia"/>
                 <w:sz w:val="18"/>
                 <w:lang w:eastAsia="ko-KR"/>
               </w:rPr>
-              <w:t>4.</w:t>
+              <w:t>2.</w:t>
             </w:r>
             <w:r>
               <w:rPr>
@@ -2810,15 +2835,25 @@
                 <w:sz w:val="18"/>
                 <w:lang w:eastAsia="ko-KR"/>
               </w:rPr>
-              <w:t>2.</w:t>
+              <w:t xml:space="preserve">4 </w:t>
             </w:r>
+            <w:proofErr w:type="spellStart"/>
             <w:r>
               <w:rPr>
                 <w:rFonts w:asciiTheme="minorHAnsi" w:eastAsiaTheme="minorHAnsi" w:hAnsiTheme="minorHAnsi" w:hint="eastAsia"/>
                 <w:sz w:val="18"/>
                 <w:lang w:eastAsia="ko-KR"/>
               </w:rPr>
-              <w:t>4 비기능 요구사항 추가</w:t>
+              <w:t>비기능</w:t>
+            </w:r>
+            <w:proofErr w:type="spellEnd"/>
+            <w:r>
+              <w:rPr>
+                <w:rFonts w:asciiTheme="minorHAnsi" w:eastAsiaTheme="minorHAnsi" w:hAnsiTheme="minorHAnsi" w:hint="eastAsia"/>
+                <w:sz w:val="18"/>
+                <w:lang w:eastAsia="ko-KR"/>
+              </w:rPr>
+              <w:t xml:space="preserve"> 요구사항 추가</w:t>
             </w:r>
           </w:p>
         </w:tc>
@@ -3240,6 +3275,7 @@
               </w:rPr>
               <w:t>/</w:t>
             </w:r>
+            <w:proofErr w:type="spellStart"/>
             <w:r>
               <w:rPr>
                 <w:rFonts w:ascii="Times New Roman" w:hint="eastAsia"/>
@@ -3248,6 +3284,7 @@
               </w:rPr>
               <w:t>비기능</w:t>
             </w:r>
+            <w:proofErr w:type="spellEnd"/>
             <w:r>
               <w:rPr>
                 <w:rFonts w:ascii="Times New Roman" w:hint="eastAsia"/>
@@ -3408,6 +3445,7 @@
                 <w:sz w:val="20"/>
               </w:rPr>
             </w:pPr>
+            <w:proofErr w:type="spellStart"/>
             <w:r>
               <w:rPr>
                 <w:rFonts w:hint="eastAsia"/>
@@ -3417,6 +3455,7 @@
               </w:rPr>
               <w:t>임효진</w:t>
             </w:r>
+            <w:proofErr w:type="spellEnd"/>
             <w:r>
               <w:rPr>
                 <w:rFonts w:hint="eastAsia"/>
@@ -3425,6 +3464,7 @@
               </w:rPr>
               <w:t xml:space="preserve"> (</w:t>
             </w:r>
+            <w:proofErr w:type="spellStart"/>
             <w:r>
               <w:rPr>
                 <w:rFonts w:hint="eastAsia"/>
@@ -3434,6 +3474,7 @@
               </w:rPr>
               <w:t>임효진</w:t>
             </w:r>
+            <w:proofErr w:type="spellEnd"/>
             <w:r>
               <w:rPr>
                 <w:rFonts w:hint="eastAsia"/>
@@ -3459,12 +3500,14 @@
                 <w:sz w:val="20"/>
               </w:rPr>
             </w:pPr>
+            <w:proofErr w:type="spellStart"/>
             <w:r>
               <w:rPr>
                 <w:sz w:val="20"/>
               </w:rPr>
               <w:t>문제</w:t>
             </w:r>
+            <w:proofErr w:type="spellEnd"/>
             <w:r>
               <w:rPr>
                 <w:spacing w:val="26"/>
@@ -3472,12 +3515,14 @@
               </w:rPr>
               <w:t xml:space="preserve"> </w:t>
             </w:r>
+            <w:proofErr w:type="spellStart"/>
             <w:r>
               <w:rPr>
                 <w:sz w:val="20"/>
               </w:rPr>
               <w:t>기술서</w:t>
             </w:r>
+            <w:proofErr w:type="spellEnd"/>
             <w:r>
               <w:rPr>
                 <w:spacing w:val="27"/>
@@ -3485,12 +3530,14 @@
               </w:rPr>
               <w:t xml:space="preserve"> </w:t>
             </w:r>
+            <w:proofErr w:type="spellStart"/>
             <w:r>
               <w:rPr>
                 <w:sz w:val="20"/>
               </w:rPr>
               <w:t>최초</w:t>
             </w:r>
+            <w:proofErr w:type="spellEnd"/>
             <w:r>
               <w:rPr>
                 <w:spacing w:val="27"/>
@@ -3498,6 +3545,7 @@
               </w:rPr>
               <w:t xml:space="preserve"> </w:t>
             </w:r>
+            <w:proofErr w:type="spellStart"/>
             <w:r>
               <w:rPr>
                 <w:spacing w:val="-5"/>
@@ -3505,6 +3553,7 @@
               </w:rPr>
               <w:t>작성</w:t>
             </w:r>
+            <w:proofErr w:type="spellEnd"/>
           </w:p>
         </w:tc>
         <w:tc>
@@ -3630,6 +3679,7 @@
                 <w:sz w:val="20"/>
               </w:rPr>
             </w:pPr>
+            <w:proofErr w:type="spellStart"/>
             <w:r>
               <w:rPr>
                 <w:spacing w:val="-5"/>
@@ -3637,6 +3687,7 @@
               </w:rPr>
               <w:t>버전</w:t>
             </w:r>
+            <w:proofErr w:type="spellEnd"/>
           </w:p>
         </w:tc>
         <w:tc>
@@ -3654,6 +3705,7 @@
                 <w:sz w:val="20"/>
               </w:rPr>
             </w:pPr>
+            <w:proofErr w:type="spellStart"/>
             <w:r>
               <w:rPr>
                 <w:spacing w:val="-5"/>
@@ -3661,6 +3713,7 @@
               </w:rPr>
               <w:t>날짜</w:t>
             </w:r>
+            <w:proofErr w:type="spellEnd"/>
           </w:p>
         </w:tc>
         <w:tc>
@@ -3678,6 +3731,7 @@
                 <w:sz w:val="20"/>
               </w:rPr>
             </w:pPr>
+            <w:proofErr w:type="spellStart"/>
             <w:r>
               <w:rPr>
                 <w:spacing w:val="-5"/>
@@ -3685,6 +3739,7 @@
               </w:rPr>
               <w:t>작성자</w:t>
             </w:r>
+            <w:proofErr w:type="spellEnd"/>
           </w:p>
         </w:tc>
         <w:tc>
@@ -3707,8 +3762,17 @@
                 <w:spacing w:val="-2"/>
                 <w:sz w:val="20"/>
               </w:rPr>
-              <w:t>제/개정사항</w:t>
+              <w:t>제/</w:t>
             </w:r>
+            <w:proofErr w:type="spellStart"/>
+            <w:r>
+              <w:rPr>
+                <w:spacing w:val="-2"/>
+                <w:sz w:val="20"/>
+              </w:rPr>
+              <w:t>개정사항</w:t>
+            </w:r>
+            <w:proofErr w:type="spellEnd"/>
           </w:p>
         </w:tc>
         <w:tc>
@@ -3726,6 +3790,7 @@
                 <w:sz w:val="20"/>
               </w:rPr>
             </w:pPr>
+            <w:proofErr w:type="spellStart"/>
             <w:r>
               <w:rPr>
                 <w:spacing w:val="-5"/>
@@ -3733,6 +3798,7 @@
               </w:rPr>
               <w:t>확인</w:t>
             </w:r>
+            <w:proofErr w:type="spellEnd"/>
           </w:p>
         </w:tc>
       </w:tr>
@@ -4830,6 +4896,7 @@
           <w:sz w:val="24"/>
         </w:rPr>
       </w:pPr>
+      <w:proofErr w:type="spellStart"/>
       <w:r>
         <w:rPr>
           <w:rFonts w:hint="eastAsia"/>
@@ -4837,6 +4904,7 @@
         </w:rPr>
         <w:t>비기능</w:t>
       </w:r>
+      <w:proofErr w:type="spellEnd"/>
       <w:r>
         <w:rPr>
           <w:noProof/>
@@ -5255,8 +5323,16 @@
         <w:rPr>
           <w:rFonts w:hint="eastAsia"/>
         </w:rPr>
-        <w:t>학교 환경에서 활용 가능한 학번 기반 인증 웹 채팅 시스템, 플래시톡의</w:t>
-      </w:r>
+        <w:t xml:space="preserve">학교 환경에서 활용 가능한 학번 기반 인증 웹 채팅 시스템, </w:t>
+      </w:r>
+      <w:proofErr w:type="spellStart"/>
+      <w:r>
+        <w:rPr>
+          <w:rFonts w:hint="eastAsia"/>
+        </w:rPr>
+        <w:t>플래시톡의</w:t>
+      </w:r>
+      <w:proofErr w:type="spellEnd"/>
       <w:r>
         <w:rPr>
           <w:rFonts w:hint="eastAsia"/>
@@ -6033,11 +6109,19 @@
       </w:r>
     </w:p>
     <w:p>
-      <w:r>
-        <w:rPr>
-          <w:rFonts w:hint="eastAsia"/>
-        </w:rPr>
-        <w:t xml:space="preserve">플래시톡 시스템은 웹 </w:t>
+      <w:proofErr w:type="spellStart"/>
+      <w:r>
+        <w:rPr>
+          <w:rFonts w:hint="eastAsia"/>
+        </w:rPr>
+        <w:t>플래시톡</w:t>
+      </w:r>
+      <w:proofErr w:type="spellEnd"/>
+      <w:r>
+        <w:rPr>
+          <w:rFonts w:hint="eastAsia"/>
+        </w:rPr>
+        <w:t xml:space="preserve"> 시스템은 웹 </w:t>
       </w:r>
       <w:r>
         <w:rPr>
@@ -8657,6 +8741,13 @@
         </w:rPr>
         <w:t xml:space="preserve">을 할 수 있다. </w:t>
       </w:r>
+      <w:r>
+        <w:rPr>
+          <w:rFonts w:hint="eastAsia"/>
+          <w:szCs w:val="18"/>
+        </w:rPr>
+        <w:t xml:space="preserve"> </w:t>
+      </w:r>
     </w:p>
     <w:p>
       <w:pPr>
@@ -8681,66 +8772,6 @@
           <w:rFonts w:hint="eastAsia"/>
           <w:szCs w:val="18"/>
         </w:rPr>
-        <w:t>수정</w:t>
-      </w:r>
-      <w:r>
-        <w:rPr>
-          <w:szCs w:val="18"/>
-        </w:rPr>
-        <w:t>:</w:t>
-      </w:r>
-      <w:r>
-        <w:rPr>
-          <w:rFonts w:hint="eastAsia"/>
-          <w:szCs w:val="18"/>
-        </w:rPr>
-        <w:t xml:space="preserve"> </w:t>
-      </w:r>
-      <w:r>
-        <w:rPr>
-          <w:rFonts w:hint="eastAsia"/>
-          <w:szCs w:val="18"/>
-        </w:rPr>
-        <w:t xml:space="preserve">관리자는 </w:t>
-      </w:r>
-      <w:r>
-        <w:rPr>
-          <w:rFonts w:hint="eastAsia"/>
-          <w:szCs w:val="18"/>
-        </w:rPr>
-        <w:t>사용자의 상태 및 권한 변경</w:t>
-      </w:r>
-      <w:r>
-        <w:rPr>
-          <w:rFonts w:hint="eastAsia"/>
-          <w:szCs w:val="18"/>
-        </w:rPr>
-        <w:t xml:space="preserve">을 할 수 있다. </w:t>
-      </w:r>
-    </w:p>
-    <w:p>
-      <w:pPr>
-        <w:pStyle w:val="a6"/>
-        <w:numPr>
-          <w:ilvl w:val="2"/>
-          <w:numId w:val="33"/>
-        </w:numPr>
-        <w:rPr>
-          <w:szCs w:val="18"/>
-        </w:rPr>
-      </w:pPr>
-      <w:r>
-        <w:rPr>
-          <w:rFonts w:hint="eastAsia"/>
-          <w:szCs w:val="18"/>
-        </w:rPr>
-        <w:t xml:space="preserve">사용자 정보 </w:t>
-      </w:r>
-      <w:r>
-        <w:rPr>
-          <w:rFonts w:hint="eastAsia"/>
-          <w:szCs w:val="18"/>
-        </w:rPr>
         <w:t>삭제</w:t>
       </w:r>
       <w:r>
@@ -9151,7 +9182,23 @@
           <w:rFonts w:hint="eastAsia"/>
           <w:szCs w:val="18"/>
         </w:rPr>
-        <w:t>AI 챗봇 기능</w:t>
+        <w:t xml:space="preserve">AI </w:t>
+      </w:r>
+      <w:proofErr w:type="spellStart"/>
+      <w:r>
+        <w:rPr>
+          <w:rFonts w:hint="eastAsia"/>
+          <w:szCs w:val="18"/>
+        </w:rPr>
+        <w:t>챗봇</w:t>
+      </w:r>
+      <w:proofErr w:type="spellEnd"/>
+      <w:r>
+        <w:rPr>
+          <w:rFonts w:hint="eastAsia"/>
+          <w:szCs w:val="18"/>
+        </w:rPr>
+        <w:t xml:space="preserve"> 기능</w:t>
       </w:r>
       <w:r>
         <w:rPr>
@@ -9304,8 +9351,9 @@
           <w:sz w:val="32"/>
           <w:szCs w:val="32"/>
         </w:rPr>
-        <w:t xml:space="preserve"> 비</w:t>
-      </w:r>
+        <w:t xml:space="preserve"> </w:t>
+      </w:r>
+      <w:proofErr w:type="spellStart"/>
       <w:r>
         <w:rPr>
           <w:rFonts w:hint="eastAsia"/>
@@ -9314,7 +9362,28 @@
           <w:sz w:val="32"/>
           <w:szCs w:val="32"/>
         </w:rPr>
-        <w:t>기능 요구사항</w:t>
+        <w:t>비</w:t>
+      </w:r>
+      <w:r>
+        <w:rPr>
+          <w:rFonts w:hint="eastAsia"/>
+          <w:b/>
+          <w:bCs/>
+          <w:sz w:val="32"/>
+          <w:szCs w:val="32"/>
+        </w:rPr>
+        <w:t>기능</w:t>
+      </w:r>
+      <w:proofErr w:type="spellEnd"/>
+      <w:r>
+        <w:rPr>
+          <w:rFonts w:hint="eastAsia"/>
+          <w:b/>
+          <w:bCs/>
+          <w:sz w:val="32"/>
+          <w:szCs w:val="32"/>
+        </w:rPr>
+        <w:t xml:space="preserve"> 요구사항</w:t>
       </w:r>
     </w:p>
     <w:p>
@@ -9786,7 +9855,55 @@
           <w:rFonts w:hint="eastAsia"/>
           <w:szCs w:val="18"/>
         </w:rPr>
-        <w:t>1. 사용자 편의성 및 인터페이스 직관성 확보: 사용자는 별다른 학습없이 회원가입 및 로그인을 진행햐여 시스템의 대화 기능을 사용하는 데에 있어 큰 어려움이 없어야 한다.</w:t>
+        <w:t xml:space="preserve">1. 사용자 편의성 및 인터페이스 </w:t>
+      </w:r>
+      <w:proofErr w:type="spellStart"/>
+      <w:r>
+        <w:rPr>
+          <w:rFonts w:hint="eastAsia"/>
+          <w:szCs w:val="18"/>
+        </w:rPr>
+        <w:t>직관성</w:t>
+      </w:r>
+      <w:proofErr w:type="spellEnd"/>
+      <w:r>
+        <w:rPr>
+          <w:rFonts w:hint="eastAsia"/>
+          <w:szCs w:val="18"/>
+        </w:rPr>
+        <w:t xml:space="preserve"> 확보: 사용자는 별다른 </w:t>
+      </w:r>
+      <w:proofErr w:type="spellStart"/>
+      <w:r>
+        <w:rPr>
+          <w:rFonts w:hint="eastAsia"/>
+          <w:szCs w:val="18"/>
+        </w:rPr>
+        <w:t>학습없이</w:t>
+      </w:r>
+      <w:proofErr w:type="spellEnd"/>
+      <w:r>
+        <w:rPr>
+          <w:rFonts w:hint="eastAsia"/>
+          <w:szCs w:val="18"/>
+        </w:rPr>
+        <w:t xml:space="preserve"> 회원가입 및 로그인을 </w:t>
+      </w:r>
+      <w:proofErr w:type="spellStart"/>
+      <w:r>
+        <w:rPr>
+          <w:rFonts w:hint="eastAsia"/>
+          <w:szCs w:val="18"/>
+        </w:rPr>
+        <w:t>진행햐여</w:t>
+      </w:r>
+      <w:proofErr w:type="spellEnd"/>
+      <w:r>
+        <w:rPr>
+          <w:rFonts w:hint="eastAsia"/>
+          <w:szCs w:val="18"/>
+        </w:rPr>
+        <w:t xml:space="preserve"> 시스템의 대화 기능을 사용하는 데에 있어 큰 어려움이 없어야 한다.</w:t>
       </w:r>
     </w:p>
     <w:p>
@@ -9879,30 +9996,6 @@
     </w:p>
     <w:p>
       <w:pPr>
-        <w:rPr>
-          <w:rFonts w:ascii="Times New Roman" w:eastAsiaTheme="minorEastAsia"/>
-          <w:sz w:val="24"/>
-        </w:rPr>
-      </w:pPr>
-    </w:p>
-    <w:p>
-      <w:pPr>
-        <w:rPr>
-          <w:rFonts w:ascii="Times New Roman" w:eastAsiaTheme="minorEastAsia"/>
-          <w:sz w:val="24"/>
-        </w:rPr>
-      </w:pPr>
-    </w:p>
-    <w:p>
-      <w:pPr>
-        <w:rPr>
-          <w:rFonts w:ascii="Times New Roman" w:eastAsiaTheme="minorEastAsia"/>
-          <w:sz w:val="24"/>
-        </w:rPr>
-      </w:pPr>
-    </w:p>
-    <w:p>
-      <w:pPr>
         <w:pStyle w:val="1"/>
         <w:rPr>
           <w:b/>
@@ -9917,6 +10010,7 @@
           <w:b/>
           <w:bCs/>
         </w:rPr>
+        <w:lastRenderedPageBreak/>
         <w:t xml:space="preserve">5.참고 </w:t>
       </w:r>
       <w:bookmarkEnd w:id="8"/>
@@ -9969,7 +10063,21 @@
         <w:rPr>
           <w:rFonts w:hint="eastAsia"/>
         </w:rPr>
-        <w:t>ChatGPT(OpneAI)</w:t>
+        <w:t>ChatGPT(</w:t>
+      </w:r>
+      <w:proofErr w:type="spellStart"/>
+      <w:r>
+        <w:rPr>
+          <w:rFonts w:hint="eastAsia"/>
+        </w:rPr>
+        <w:t>OpneAI</w:t>
+      </w:r>
+      <w:proofErr w:type="spellEnd"/>
+      <w:r>
+        <w:rPr>
+          <w:rFonts w:hint="eastAsia"/>
+        </w:rPr>
+        <w:t>)</w:t>
       </w:r>
     </w:p>
     <w:p>
